--- a/docs/labs/lab-05-solution.docx
+++ b/docs/labs/lab-05-solution.docx
@@ -7,7 +7,7 @@
         <w:pStyle w:val="Title"/>
       </w:pPr>
       <w:r>
-        <w:t xml:space="preserve">lab-06-solution</w:t>
+        <w:t xml:space="preserve">lab-05-solution</w:t>
       </w:r>
     </w:p>
     <w:bookmarkStart w:id="20" w:name="exercise-1"/>
